--- a/docs/Thiết kế hệ thống.docx
+++ b/docs/Thiết kế hệ thống.docx
@@ -429,7 +429,7 @@
               <w:ind w:left="0"/>
             </w:pPr>
             <w:r>
-              <w:t>user_id, role_id</w:t>
+              <w:t>user_id, role_code</w:t>
             </w:r>
           </w:p>
         </w:tc>
@@ -564,7 +564,7 @@
               <w:ind w:left="0"/>
             </w:pPr>
             <w:r>
-              <w:t>audit_logs</w:t>
+              <w:t>admin_audit_logs</w:t>
             </w:r>
           </w:p>
         </w:tc>
@@ -589,7 +589,7 @@
               <w:ind w:left="0"/>
             </w:pPr>
             <w:r>
-              <w:t>id, user_id, action, target_type, target_id, metadata, created_at</w:t>
+              <w:t>audit_id, actor_user_id, target_user_id, action, before_data, after_data, occurred_at</w:t>
             </w:r>
           </w:p>
         </w:tc>
@@ -669,7 +669,7 @@
               <w:ind w:left="0"/>
             </w:pPr>
             <w:r>
-              <w:t>user_id, client_device_id, state_payload, client_timestamp, server_updated_at</w:t>
+              <w:t>user_id, client_device_id, state_payload, client_timestamp, server_updated_at, version</w:t>
             </w:r>
           </w:p>
         </w:tc>
@@ -1106,6 +1106,7 @@
               <w:ind w:left="0"/>
             </w:pPr>
             <w:r>
+              <w:lastRenderedPageBreak/>
               <w:t>POST</w:t>
             </w:r>
           </w:p>
@@ -1186,7 +1187,6 @@
               <w:ind w:left="0"/>
             </w:pPr>
             <w:r>
-              <w:lastRenderedPageBreak/>
               <w:t>GET</w:t>
             </w:r>
           </w:p>
@@ -1815,7 +1815,10 @@
         <w:t xml:space="preserve">Đồng bộ đa thiết bị dùng Last-Write-Wins: </w:t>
       </w:r>
       <w:r>
-        <w:t>so sánh server_timestamp/version (monotonic) với trạng thái server</w:t>
+        <w:t>so sánh version (monotonic)</w:t>
+      </w:r>
+      <w:r>
+        <w:t xml:space="preserve"> với trạng thái server</w:t>
       </w:r>
       <w:r>
         <w:t>; dữ liệu cũ không được ghi đè dữ liệu mới hơn.</w:t>
@@ -1829,7 +1832,10 @@
         </w:numPr>
       </w:pPr>
       <w:r>
-        <w:t>Sự kiện UserSyncCompletedEvent được phát qua Message Broker bằng Transactional Outbox để Learning &amp; Theory Service cập nhật dữ liệu nội bộ.</w:t>
+        <w:t>Sự kiện UserSyncCompletedEvent được phát qua Transactional Outbox (auth_db.outbox_events) để</w:t>
+      </w:r>
+      <w:r>
+        <w:t xml:space="preserve"> Learning &amp; Theory Service cập nhật dữ liệu nội bộ.</w:t>
       </w:r>
     </w:p>
     <w:p>
@@ -2046,7 +2052,11 @@
               <w:ind w:left="0"/>
             </w:pPr>
             <w:r>
-              <w:t>id, part, type, stem, explanation, difficulty, media_url, status, created_by, created_at, updated_at</w:t>
+              <w:t xml:space="preserve">question_id, question_text, transcript, audio_key, image_key, </w:t>
+            </w:r>
+            <w:r>
+              <w:lastRenderedPageBreak/>
+              <w:t>correct_option, part, difficulty, explanation, created_at, updated_at, deleted_at</w:t>
             </w:r>
           </w:p>
         </w:tc>
@@ -2071,6 +2081,7 @@
               <w:ind w:left="0"/>
             </w:pPr>
             <w:r>
+              <w:lastRenderedPageBreak/>
               <w:t>Thông tin câu hỏi và metadata.</w:t>
             </w:r>
           </w:p>
@@ -2101,7 +2112,6 @@
               <w:ind w:left="0"/>
             </w:pPr>
             <w:r>
-              <w:lastRenderedPageBreak/>
               <w:t>question_options</w:t>
             </w:r>
           </w:p>
@@ -2127,7 +2137,7 @@
               <w:ind w:left="0"/>
             </w:pPr>
             <w:r>
-              <w:t>id, question_id, option_key, content, media_url, is_correct</w:t>
+              <w:t>question_id, option_code, option_text</w:t>
             </w:r>
           </w:p>
         </w:tc>
@@ -2152,7 +2162,7 @@
               <w:ind w:left="0"/>
             </w:pPr>
             <w:r>
-              <w:t>Các phương án A/B/C/D; is_correct chỉ dùng nội bộ service.</w:t>
+              <w:t>Các phương án A/B/C/D; đáp án đúng nằm ở questions.correct_option.</w:t>
             </w:r>
           </w:p>
         </w:tc>
@@ -2367,7 +2377,7 @@
               <w:ind w:left="0"/>
             </w:pPr>
             <w:r>
-              <w:t>id, aggregate_id, event_type, payload, created_at, published_at</w:t>
+              <w:t>event_id, aggregate_type, aggregate_id, event_type, payload, occurred_at, published_at</w:t>
             </w:r>
           </w:p>
         </w:tc>
@@ -3291,7 +3301,7 @@
               <w:ind w:left="0"/>
             </w:pPr>
             <w:r>
-              <w:t>id, title, type, duration_seconds, status, created_by, created_at, updated_at</w:t>
+              <w:t>test_id, test_title, test_type, duration_seconds, created_at, updated_at, deleted_at</w:t>
             </w:r>
           </w:p>
         </w:tc>
@@ -3371,7 +3381,7 @@
               <w:ind w:left="0"/>
             </w:pPr>
             <w:r>
-              <w:t>test_id, question_id, order_no, part</w:t>
+              <w:t>test_id, question_id, position</w:t>
             </w:r>
           </w:p>
         </w:tc>
@@ -3451,7 +3461,7 @@
               <w:ind w:left="0"/>
             </w:pPr>
             <w:r>
-              <w:t>id, test_id, user_id, started_at, submitted_at, status, score, total_correct</w:t>
+              <w:t>attempt_id, test_id, user_id, started_at, submitted_at, completed_at, status, score_listening, score_reading, total_score, correct_listening_count, correct_reading_count</w:t>
             </w:r>
           </w:p>
         </w:tc>
@@ -3531,7 +3541,7 @@
               <w:ind w:left="0"/>
             </w:pPr>
             <w:r>
-              <w:t>id, attempt_id, question_id, selected_option, is_correct, answered_at</w:t>
+              <w:t>attempt_id, question_id, selected_option, is_correct, answered_at</w:t>
             </w:r>
           </w:p>
         </w:tc>
@@ -3611,7 +3621,7 @@
               <w:ind w:left="0"/>
             </w:pPr>
             <w:r>
-              <w:t>id, aggregate_id, event_type, payload, created_at, published_at</w:t>
+              <w:t>event_id, aggregate_type, aggregate_id, event_type, payload, occurred_at, published_at</w:t>
             </w:r>
           </w:p>
         </w:tc>
@@ -4641,7 +4651,7 @@
               <w:ind w:left="0"/>
             </w:pPr>
             <w:r>
-              <w:t>id, name, description</w:t>
+              <w:t>topic_id, topic_name</w:t>
             </w:r>
           </w:p>
         </w:tc>
@@ -4721,10 +4731,7 @@
               <w:ind w:left="0"/>
             </w:pPr>
             <w:r>
-              <w:t xml:space="preserve">id, topic_id, word, pronunciation, meaning, </w:t>
-            </w:r>
-            <w:r>
-              <w:t>example, audio_key, image_key</w:t>
+              <w:t>vocabulary_id, topic_id, word, phonetic, definition, example, audio_key, image_key</w:t>
             </w:r>
           </w:p>
         </w:tc>
@@ -4804,7 +4811,7 @@
               <w:ind w:left="0"/>
             </w:pPr>
             <w:r>
-              <w:t>id, title, slug, content, level, status</w:t>
+              <w:t>lesson_id, lesson_title, category, content_markdown</w:t>
             </w:r>
           </w:p>
         </w:tc>
@@ -4859,7 +4866,7 @@
               <w:ind w:left="0"/>
             </w:pPr>
             <w:r>
-              <w:t>user_progress</w:t>
+              <w:t>user_vocabulary_progress</w:t>
             </w:r>
           </w:p>
         </w:tc>
@@ -4884,7 +4891,7 @@
               <w:ind w:left="0"/>
             </w:pPr>
             <w:r>
-              <w:t>id, user_id, vocabulary_id, easiness_factor, repetition, interval, next_review_at, last_review_at</w:t>
+              <w:t>user_id, vocabulary_id, quality, interval_days, easiness_factor, repetition_number, next_review_date, updated_at</w:t>
             </w:r>
           </w:p>
         </w:tc>
@@ -4939,7 +4946,7 @@
               <w:ind w:left="0"/>
             </w:pPr>
             <w:r>
-              <w:t>lesson_progress</w:t>
+              <w:t>user_lesson_progress</w:t>
             </w:r>
           </w:p>
         </w:tc>
@@ -4964,7 +4971,7 @@
               <w:ind w:left="0"/>
             </w:pPr>
             <w:r>
-              <w:t>id, user_id, lesson_id, status, completed_at, updated_at</w:t>
+              <w:t>user_id, lesson_id, status, completed_at, updated_at</w:t>
             </w:r>
           </w:p>
         </w:tc>
@@ -5019,7 +5026,7 @@
               <w:ind w:left="0"/>
             </w:pPr>
             <w:r>
-              <w:t>learning_sessions</w:t>
+              <w:t>vocabulary_sessions</w:t>
             </w:r>
           </w:p>
         </w:tc>
@@ -5044,7 +5051,7 @@
               <w:ind w:left="0"/>
             </w:pPr>
             <w:r>
-              <w:t>id, user_id, started_at, ended_at, duration_seconds</w:t>
+              <w:t>session_id, user_id, topic_id, idempotency_key, status, quiz_score, quiz_total, started_at, completed_at</w:t>
             </w:r>
           </w:p>
         </w:tc>
@@ -5069,7 +5076,7 @@
               <w:ind w:left="0"/>
             </w:pPr>
             <w:r>
-              <w:t>Có thể dùng cho thống kê phiên học; mang tính đề xuất.</w:t>
+              <w:t>Phiên học từ vựng và kết quả quiz 5 câu.</w:t>
             </w:r>
           </w:p>
         </w:tc>
@@ -5099,6 +5106,86 @@
               <w:ind w:left="0"/>
             </w:pPr>
             <w:r>
+              <w:t>vocabulary_session_items</w:t>
+            </w:r>
+          </w:p>
+        </w:tc>
+        <w:tc>
+          <w:tcPr>
+            <w:tcW w:w="2745" w:type="dxa"/>
+            <w:tcBorders>
+              <w:top w:val="nil"/>
+              <w:left w:val="nil"/>
+              <w:bottom w:val="single" w:sz="5" w:space="0" w:color="000000"/>
+              <w:right w:val="single" w:sz="5" w:space="0" w:color="000000"/>
+            </w:tcBorders>
+            <w:tcMar>
+              <w:top w:w="0" w:type="dxa"/>
+              <w:left w:w="100" w:type="dxa"/>
+              <w:bottom w:w="0" w:type="dxa"/>
+              <w:right w:w="100" w:type="dxa"/>
+            </w:tcMar>
+          </w:tcPr>
+          <w:p>
+            <w:pPr>
+              <w:ind w:left="0"/>
+            </w:pPr>
+            <w:r>
+              <w:t>session_id, vocabulary_id, quality, quiz_correct</w:t>
+            </w:r>
+          </w:p>
+        </w:tc>
+        <w:tc>
+          <w:tcPr>
+            <w:tcW w:w="3135" w:type="dxa"/>
+            <w:tcBorders>
+              <w:top w:val="nil"/>
+              <w:left w:val="nil"/>
+              <w:bottom w:val="single" w:sz="5" w:space="0" w:color="000000"/>
+              <w:right w:val="single" w:sz="5" w:space="0" w:color="000000"/>
+            </w:tcBorders>
+            <w:tcMar>
+              <w:top w:w="0" w:type="dxa"/>
+              <w:left w:w="100" w:type="dxa"/>
+              <w:bottom w:w="0" w:type="dxa"/>
+              <w:right w:w="100" w:type="dxa"/>
+            </w:tcMar>
+          </w:tcPr>
+          <w:p>
+            <w:pPr>
+              <w:ind w:left="0"/>
+            </w:pPr>
+            <w:r>
+              <w:t>Kết quả từng từ vựng trong phiên học.</w:t>
+            </w:r>
+          </w:p>
+        </w:tc>
+      </w:tr>
+      <w:tr>
+        <w:trPr>
+          <w:trHeight w:val="870"/>
+        </w:trPr>
+        <w:tc>
+          <w:tcPr>
+            <w:tcW w:w="1620" w:type="dxa"/>
+            <w:tcBorders>
+              <w:top w:val="nil"/>
+              <w:left w:val="single" w:sz="5" w:space="0" w:color="000000"/>
+              <w:bottom w:val="single" w:sz="5" w:space="0" w:color="000000"/>
+              <w:right w:val="single" w:sz="5" w:space="0" w:color="000000"/>
+            </w:tcBorders>
+            <w:tcMar>
+              <w:top w:w="0" w:type="dxa"/>
+              <w:left w:w="100" w:type="dxa"/>
+              <w:bottom w:w="0" w:type="dxa"/>
+              <w:right w:w="100" w:type="dxa"/>
+            </w:tcMar>
+          </w:tcPr>
+          <w:p>
+            <w:pPr>
+              <w:ind w:left="0"/>
+            </w:pPr>
+            <w:r>
               <w:t>outbox_events</w:t>
             </w:r>
           </w:p>
@@ -5124,7 +5211,7 @@
               <w:ind w:left="0"/>
             </w:pPr>
             <w:r>
-              <w:t>id, aggregate_id, event_type, payload, created_at, published_at</w:t>
+              <w:t>event_id, aggregate_type, aggregate_id, event_type, payload, occurred_at, published_at</w:t>
             </w:r>
           </w:p>
         </w:tc>
@@ -5881,6 +5968,86 @@
               <w:ind w:left="0"/>
             </w:pPr>
             <w:r>
+              <w:t>POST</w:t>
+            </w:r>
+          </w:p>
+        </w:tc>
+        <w:tc>
+          <w:tcPr>
+            <w:tcW w:w="4290" w:type="dxa"/>
+            <w:tcBorders>
+              <w:top w:val="nil"/>
+              <w:left w:val="nil"/>
+              <w:bottom w:val="single" w:sz="5" w:space="0" w:color="000000"/>
+              <w:right w:val="single" w:sz="5" w:space="0" w:color="000000"/>
+            </w:tcBorders>
+            <w:tcMar>
+              <w:top w:w="0" w:type="dxa"/>
+              <w:left w:w="100" w:type="dxa"/>
+              <w:bottom w:w="0" w:type="dxa"/>
+              <w:right w:w="100" w:type="dxa"/>
+            </w:tcMar>
+          </w:tcPr>
+          <w:p>
+            <w:pPr>
+              <w:ind w:left="0"/>
+            </w:pPr>
+            <w:r>
+              <w:t>/api/v1/learning/vocabulary-sessions</w:t>
+            </w:r>
+          </w:p>
+        </w:tc>
+        <w:tc>
+          <w:tcPr>
+            <w:tcW w:w="2310" w:type="dxa"/>
+            <w:tcBorders>
+              <w:top w:val="nil"/>
+              <w:left w:val="nil"/>
+              <w:bottom w:val="single" w:sz="5" w:space="0" w:color="000000"/>
+              <w:right w:val="single" w:sz="5" w:space="0" w:color="000000"/>
+            </w:tcBorders>
+            <w:tcMar>
+              <w:top w:w="0" w:type="dxa"/>
+              <w:left w:w="100" w:type="dxa"/>
+              <w:bottom w:w="0" w:type="dxa"/>
+              <w:right w:w="100" w:type="dxa"/>
+            </w:tcMar>
+          </w:tcPr>
+          <w:p>
+            <w:pPr>
+              <w:ind w:left="0"/>
+            </w:pPr>
+            <w:r>
+              <w:t>Bắt đầu/nộp phiên học từ vựng (quiz 5 câu).</w:t>
+            </w:r>
+          </w:p>
+        </w:tc>
+      </w:tr>
+      <w:tr>
+        <w:trPr>
+          <w:trHeight w:val="435"/>
+        </w:trPr>
+        <w:tc>
+          <w:tcPr>
+            <w:tcW w:w="1035" w:type="dxa"/>
+            <w:tcBorders>
+              <w:top w:val="nil"/>
+              <w:left w:val="single" w:sz="5" w:space="0" w:color="000000"/>
+              <w:bottom w:val="single" w:sz="5" w:space="0" w:color="000000"/>
+              <w:right w:val="single" w:sz="5" w:space="0" w:color="000000"/>
+            </w:tcBorders>
+            <w:tcMar>
+              <w:top w:w="0" w:type="dxa"/>
+              <w:left w:w="100" w:type="dxa"/>
+              <w:bottom w:w="0" w:type="dxa"/>
+              <w:right w:w="100" w:type="dxa"/>
+            </w:tcMar>
+          </w:tcPr>
+          <w:p>
+            <w:pPr>
+              <w:ind w:left="0"/>
+            </w:pPr>
+            <w:r>
               <w:t>GET</w:t>
             </w:r>
           </w:p>
@@ -5991,7 +6158,19 @@
         </w:numPr>
       </w:pPr>
       <w:r>
-        <w:t>Review Today: truy vấn user_progress với next_review_at &lt;= thời điểm hiện tại.</w:t>
+        <w:t xml:space="preserve">Review Today: truy vấn </w:t>
+      </w:r>
+      <w:r>
+        <w:t>user_vocabulary_progress</w:t>
+      </w:r>
+      <w:r>
+        <w:t xml:space="preserve"> với </w:t>
+      </w:r>
+      <w:r>
+        <w:t>next_review_date</w:t>
+      </w:r>
+      <w:r>
+        <w:t xml:space="preserve"> &lt;= thời điểm hiện tại.</w:t>
       </w:r>
     </w:p>
     <w:p>
@@ -6002,7 +6181,13 @@
         </w:numPr>
       </w:pPr>
       <w:r>
-        <w:t>Lesson completion: cập nhật lesson_progress và phát LessonCompletedEvent.</w:t>
+        <w:t xml:space="preserve">Lesson completion: cập nhật </w:t>
+      </w:r>
+      <w:r>
+        <w:t>user_lesson_progress</w:t>
+      </w:r>
+      <w:r>
+        <w:t xml:space="preserve"> và phát LessonCompletedEvent.</w:t>
       </w:r>
     </w:p>
     <w:p>
@@ -6013,7 +6198,13 @@
         </w:numPr>
       </w:pPr>
       <w:r>
-        <w:t>Vocabulary review: cập nhật user_progress và phát VocabularyLearnedEvent khi đạt điều kiện nghiệp vụ tương ứng.</w:t>
+        <w:t xml:space="preserve">Vocabulary review: cập nhật </w:t>
+      </w:r>
+      <w:r>
+        <w:t>user_vocabulary_progress</w:t>
+      </w:r>
+      <w:r>
+        <w:t xml:space="preserve"> và phát VocabularyLearnedEvent khi đạt điều kiện nghiệp vụ tương ứng.</w:t>
       </w:r>
     </w:p>
     <w:p>
@@ -6285,7 +6476,7 @@
               <w:ind w:left="0"/>
             </w:pPr>
             <w:r>
-              <w:t>test_score_facts</w:t>
+              <w:t>processed_events</w:t>
             </w:r>
           </w:p>
         </w:tc>
@@ -6310,7 +6501,7 @@
               <w:ind w:left="0"/>
             </w:pPr>
             <w:r>
-              <w:t>id, user_id, attempt_id, test_type, total_score, score_listening, score_reading, completed_at</w:t>
+              <w:t>event_id, event_type, processed_at</w:t>
             </w:r>
           </w:p>
         </w:tc>
@@ -6335,7 +6526,7 @@
               <w:ind w:left="0"/>
             </w:pPr>
             <w:r>
-              <w:t>Fact điểm thi.</w:t>
+              <w:t>Ghi nhận sự kiện đã xử lý để chống trùng (Inbox).</w:t>
             </w:r>
           </w:p>
         </w:tc>
@@ -6365,6 +6556,86 @@
               <w:ind w:left="0"/>
             </w:pPr>
             <w:r>
+              <w:t>test_score_facts</w:t>
+            </w:r>
+          </w:p>
+        </w:tc>
+        <w:tc>
+          <w:tcPr>
+            <w:tcW w:w="2835" w:type="dxa"/>
+            <w:tcBorders>
+              <w:top w:val="nil"/>
+              <w:left w:val="nil"/>
+              <w:bottom w:val="single" w:sz="5" w:space="0" w:color="000000"/>
+              <w:right w:val="single" w:sz="5" w:space="0" w:color="000000"/>
+            </w:tcBorders>
+            <w:tcMar>
+              <w:top w:w="0" w:type="dxa"/>
+              <w:left w:w="100" w:type="dxa"/>
+              <w:bottom w:w="0" w:type="dxa"/>
+              <w:right w:w="100" w:type="dxa"/>
+            </w:tcMar>
+          </w:tcPr>
+          <w:p>
+            <w:pPr>
+              <w:ind w:left="0"/>
+            </w:pPr>
+            <w:r>
+              <w:t>attempt_id, user_id, test_id, score_listening, score_reading, total_score, completed_at</w:t>
+            </w:r>
+          </w:p>
+        </w:tc>
+        <w:tc>
+          <w:tcPr>
+            <w:tcW w:w="2745" w:type="dxa"/>
+            <w:tcBorders>
+              <w:top w:val="nil"/>
+              <w:left w:val="nil"/>
+              <w:bottom w:val="single" w:sz="5" w:space="0" w:color="000000"/>
+              <w:right w:val="single" w:sz="5" w:space="0" w:color="000000"/>
+            </w:tcBorders>
+            <w:tcMar>
+              <w:top w:w="0" w:type="dxa"/>
+              <w:left w:w="100" w:type="dxa"/>
+              <w:bottom w:w="0" w:type="dxa"/>
+              <w:right w:w="100" w:type="dxa"/>
+            </w:tcMar>
+          </w:tcPr>
+          <w:p>
+            <w:pPr>
+              <w:ind w:left="0"/>
+            </w:pPr>
+            <w:r>
+              <w:t>Fact điểm thi.</w:t>
+            </w:r>
+          </w:p>
+        </w:tc>
+      </w:tr>
+      <w:tr>
+        <w:trPr>
+          <w:trHeight w:val="435"/>
+        </w:trPr>
+        <w:tc>
+          <w:tcPr>
+            <w:tcW w:w="1815" w:type="dxa"/>
+            <w:tcBorders>
+              <w:top w:val="nil"/>
+              <w:left w:val="single" w:sz="5" w:space="0" w:color="000000"/>
+              <w:bottom w:val="single" w:sz="5" w:space="0" w:color="000000"/>
+              <w:right w:val="single" w:sz="5" w:space="0" w:color="000000"/>
+            </w:tcBorders>
+            <w:tcMar>
+              <w:top w:w="0" w:type="dxa"/>
+              <w:left w:w="100" w:type="dxa"/>
+              <w:bottom w:w="0" w:type="dxa"/>
+              <w:right w:w="100" w:type="dxa"/>
+            </w:tcMar>
+          </w:tcPr>
+          <w:p>
+            <w:pPr>
+              <w:ind w:left="0"/>
+            </w:pPr>
+            <w:r>
               <w:t>learning_activity_facts</w:t>
             </w:r>
           </w:p>
@@ -6390,7 +6661,7 @@
               <w:ind w:left="0"/>
             </w:pPr>
             <w:r>
-              <w:t>id, user_id, activity_type, ref_id, occurred_at, metadata</w:t>
+              <w:t>event_id, user_id, activity_type, entity_id, occurred_at</w:t>
             </w:r>
           </w:p>
         </w:tc>
@@ -6470,7 +6741,7 @@
               <w:ind w:left="0"/>
             </w:pPr>
             <w:r>
-              <w:t>id, user_id, skill_area, part, error_rate, sample_count, updated_at</w:t>
+              <w:t>user_id, area_code, weakness_score, calculated_at</w:t>
             </w:r>
           </w:p>
         </w:tc>
@@ -7334,7 +7605,7 @@
               <w:ind w:left="0"/>
             </w:pPr>
             <w:r>
-              <w:t>id, user_id, title, context_question_id, created_at, updated_at</w:t>
+              <w:t>conversation_id, user_id, created_at, updated_at</w:t>
             </w:r>
           </w:p>
         </w:tc>
@@ -7389,7 +7660,7 @@
               <w:ind w:left="0"/>
             </w:pPr>
             <w:r>
-              <w:t>messages</w:t>
+              <w:t>chat_messages</w:t>
             </w:r>
           </w:p>
         </w:tc>
@@ -7414,7 +7685,7 @@
               <w:ind w:left="0"/>
             </w:pPr>
             <w:r>
-              <w:t>id, conversation_id, role, content, token_count, created_at</w:t>
+              <w:t>message_id, conversation_id, role, content, context_question_id, status, created_at</w:t>
             </w:r>
           </w:p>
         </w:tc>
@@ -7469,7 +7740,7 @@
               <w:ind w:left="0"/>
             </w:pPr>
             <w:r>
-              <w:t>chat_usage</w:t>
+              <w:t>daily_chat_usage</w:t>
             </w:r>
           </w:p>
         </w:tc>
@@ -7494,7 +7765,7 @@
               <w:ind w:left="0"/>
             </w:pPr>
             <w:r>
-              <w:t>id/user_id, usage_date, used_count, updated_at</w:t>
+              <w:t>user_id, usage_date, used_count, updated_at</w:t>
             </w:r>
           </w:p>
         </w:tc>
@@ -11031,7 +11302,13 @@
         </w:numPr>
       </w:pPr>
       <w:r>
-        <w:t xml:space="preserve">Tất cả các dịch vụ Microservices và Database riêng biệt (Auth DB, Quest DB, Exam DB, Learning DB, Analytics DB, Cache/AI DB) được đặt trong mạng riêng ảo nội bộ (VPC Private Subnet). </w:t>
+        <w:t xml:space="preserve">Tất cả các dịch vụ Microservices và Database riêng biệt (Auth DB, Quest DB, Exam DB, Learning DB, Analytics DB, </w:t>
+      </w:r>
+      <w:r>
+        <w:t>Redis (cache) + ai_db (AI)</w:t>
+      </w:r>
+      <w:r>
+        <w:t xml:space="preserve">) được đặt trong mạng riêng ảo nội bộ (VPC Private Subnet). </w:t>
       </w:r>
     </w:p>
     <w:p>
